--- a/bao-cao/minh-chung-sau-1909/CAI_TIEN_THEO_YEU_CAU_BGK.docx
+++ b/bao-cao/minh-chung-sau-1909/CAI_TIEN_THEO_YEU_CAU_BGK.docx
@@ -83,7 +83,7 @@
         </w:trPr>
         <w:tc>
           <w:tcPr>
-            <w:tcW w:type="dxa" w:w="722"/>
+            <w:tcW w:type="dxa" w:w="763"/>
             <w:shd w:val="clear" w:fill="FDE7E0"/>
           </w:tcPr>
           <w:p>
@@ -102,7 +102,7 @@
         </w:tc>
         <w:tc>
           <w:tcPr>
-            <w:tcW w:type="dxa" w:w="2878"/>
+            <w:tcW w:type="dxa" w:w="3045"/>
             <w:shd w:val="clear" w:fill="FDE7E0"/>
           </w:tcPr>
           <w:p>
@@ -121,7 +121,7 @@
         </w:tc>
         <w:tc>
           <w:tcPr>
-            <w:tcW w:type="dxa" w:w="2455"/>
+            <w:tcW w:type="dxa" w:w="1836"/>
             <w:shd w:val="clear" w:fill="FDE7E0"/>
           </w:tcPr>
           <w:p>
@@ -140,7 +140,7 @@
         </w:tc>
         <w:tc>
           <w:tcPr>
-            <w:tcW w:type="dxa" w:w="3697"/>
+            <w:tcW w:type="dxa" w:w="4106"/>
             <w:shd w:val="clear" w:fill="FDE7E0"/>
           </w:tcPr>
           <w:p>
@@ -164,7 +164,7 @@
         </w:trPr>
         <w:tc>
           <w:tcPr>
-            <w:tcW w:type="dxa" w:w="722"/>
+            <w:tcW w:type="dxa" w:w="763"/>
           </w:tcPr>
           <w:p>
             <w:pPr>
@@ -182,7 +182,7 @@
         </w:tc>
         <w:tc>
           <w:tcPr>
-            <w:tcW w:type="dxa" w:w="2878"/>
+            <w:tcW w:type="dxa" w:w="3045"/>
           </w:tcPr>
           <w:p>
             <w:pPr>
@@ -200,7 +200,7 @@
         </w:tc>
         <w:tc>
           <w:tcPr>
-            <w:tcW w:type="dxa" w:w="2455"/>
+            <w:tcW w:type="dxa" w:w="1836"/>
           </w:tcPr>
           <w:p>
             <w:pPr>
@@ -218,7 +218,7 @@
         </w:tc>
         <w:tc>
           <w:tcPr>
-            <w:tcW w:type="dxa" w:w="3697"/>
+            <w:tcW w:type="dxa" w:w="4106"/>
           </w:tcPr>
           <w:p>
             <w:pPr>
@@ -257,7 +257,7 @@
         </w:trPr>
         <w:tc>
           <w:tcPr>
-            <w:tcW w:type="dxa" w:w="722"/>
+            <w:tcW w:type="dxa" w:w="763"/>
           </w:tcPr>
           <w:p>
             <w:pPr>
@@ -275,7 +275,7 @@
         </w:tc>
         <w:tc>
           <w:tcPr>
-            <w:tcW w:type="dxa" w:w="2878"/>
+            <w:tcW w:type="dxa" w:w="3045"/>
           </w:tcPr>
           <w:p>
             <w:pPr>
@@ -293,7 +293,7 @@
         </w:tc>
         <w:tc>
           <w:tcPr>
-            <w:tcW w:type="dxa" w:w="2455"/>
+            <w:tcW w:type="dxa" w:w="1836"/>
           </w:tcPr>
           <w:p>
             <w:pPr>
@@ -311,7 +311,7 @@
         </w:tc>
         <w:tc>
           <w:tcPr>
-            <w:tcW w:type="dxa" w:w="3697"/>
+            <w:tcW w:type="dxa" w:w="4106"/>
           </w:tcPr>
           <w:p>
             <w:pPr>
@@ -374,7 +374,7 @@
         </w:trPr>
         <w:tc>
           <w:tcPr>
-            <w:tcW w:type="dxa" w:w="722"/>
+            <w:tcW w:type="dxa" w:w="763"/>
           </w:tcPr>
           <w:p>
             <w:pPr>
@@ -392,7 +392,7 @@
         </w:tc>
         <w:tc>
           <w:tcPr>
-            <w:tcW w:type="dxa" w:w="2878"/>
+            <w:tcW w:type="dxa" w:w="3045"/>
           </w:tcPr>
           <w:p>
             <w:pPr>
@@ -410,7 +410,7 @@
         </w:tc>
         <w:tc>
           <w:tcPr>
-            <w:tcW w:type="dxa" w:w="2455"/>
+            <w:tcW w:type="dxa" w:w="1836"/>
           </w:tcPr>
           <w:p>
             <w:pPr>
@@ -422,21 +422,13 @@
                 <w:i w:val="0"/>
                 <w:sz w:val="22"/>
               </w:rPr>
-              <w:t>Đã làm buổi thử</w:t>
-            </w:r>
-            <w:r>
-              <w:rPr>
-                <w:b w:val="0"/>
-                <w:i w:val="0"/>
-                <w:sz w:val="22"/>
-              </w:rPr>
-              <w:t>; còn thiếu bảng tổng hợp Google Form</w:t>
+              <w:t>Xong</w:t>
             </w:r>
           </w:p>
         </w:tc>
         <w:tc>
           <w:tcPr>
-            <w:tcW w:type="dxa" w:w="3697"/>
+            <w:tcW w:type="dxa" w:w="4106"/>
           </w:tcPr>
           <w:p>
             <w:pPr>
@@ -488,7 +480,39 @@
                 <w:i w:val="0"/>
                 <w:sz w:val="22"/>
               </w:rPr>
-              <w:t xml:space="preserve"> mỗi bạn</w:t>
+              <w:t xml:space="preserve"> mỗi bạn. Google Form 12 phiếu: tự làm tiếp </w:t>
+            </w:r>
+            <w:r>
+              <w:rPr>
+                <w:b/>
+                <w:i w:val="0"/>
+                <w:sz w:val="22"/>
+              </w:rPr>
+              <w:t>4,4/5</w:t>
+            </w:r>
+            <w:r>
+              <w:rPr>
+                <w:b w:val="0"/>
+                <w:i w:val="0"/>
+                <w:sz w:val="22"/>
+              </w:rPr>
+              <w:t xml:space="preserve">; </w:t>
+            </w:r>
+            <w:r>
+              <w:rPr>
+                <w:b/>
+                <w:i w:val="0"/>
+                <w:sz w:val="22"/>
+              </w:rPr>
+              <w:t>2/12</w:t>
+            </w:r>
+            <w:r>
+              <w:rPr>
+                <w:b w:val="0"/>
+                <w:i w:val="0"/>
+                <w:sz w:val="22"/>
+              </w:rPr>
+              <w:t xml:space="preserve"> bạn thấy Mimo giải hộ</w:t>
             </w:r>
           </w:p>
         </w:tc>
@@ -499,7 +523,7 @@
         </w:trPr>
         <w:tc>
           <w:tcPr>
-            <w:tcW w:type="dxa" w:w="722"/>
+            <w:tcW w:type="dxa" w:w="763"/>
           </w:tcPr>
           <w:p>
             <w:pPr>
@@ -517,7 +541,7 @@
         </w:tc>
         <w:tc>
           <w:tcPr>
-            <w:tcW w:type="dxa" w:w="2878"/>
+            <w:tcW w:type="dxa" w:w="3045"/>
           </w:tcPr>
           <w:p>
             <w:pPr>
@@ -535,7 +559,7 @@
         </w:tc>
         <w:tc>
           <w:tcPr>
-            <w:tcW w:type="dxa" w:w="2455"/>
+            <w:tcW w:type="dxa" w:w="1836"/>
           </w:tcPr>
           <w:p>
             <w:pPr>
@@ -553,7 +577,7 @@
         </w:tc>
         <w:tc>
           <w:tcPr>
-            <w:tcW w:type="dxa" w:w="3697"/>
+            <w:tcW w:type="dxa" w:w="4106"/>
           </w:tcPr>
           <w:p>
             <w:pPr>
@@ -592,7 +616,7 @@
         </w:trPr>
         <w:tc>
           <w:tcPr>
-            <w:tcW w:type="dxa" w:w="722"/>
+            <w:tcW w:type="dxa" w:w="763"/>
           </w:tcPr>
           <w:p>
             <w:pPr>
@@ -610,7 +634,7 @@
         </w:tc>
         <w:tc>
           <w:tcPr>
-            <w:tcW w:type="dxa" w:w="2878"/>
+            <w:tcW w:type="dxa" w:w="3045"/>
           </w:tcPr>
           <w:p>
             <w:pPr>
@@ -628,7 +652,7 @@
         </w:tc>
         <w:tc>
           <w:tcPr>
-            <w:tcW w:type="dxa" w:w="2455"/>
+            <w:tcW w:type="dxa" w:w="1836"/>
           </w:tcPr>
           <w:p>
             <w:pPr>
@@ -654,7 +678,7 @@
         </w:tc>
         <w:tc>
           <w:tcPr>
-            <w:tcW w:type="dxa" w:w="3697"/>
+            <w:tcW w:type="dxa" w:w="4106"/>
           </w:tcPr>
           <w:p>
             <w:pPr>
@@ -2479,6 +2503,303 @@
     </w:p>
     <w:p>
       <w:pPr>
+        <w:spacing w:after="120"/>
+      </w:pPr>
+      <w:r>
+        <w:rPr>
+          <w:b/>
+          <w:i w:val="0"/>
+        </w:rPr>
+        <w:t>Google Form sau buổi thử (12 phiếu)</w:t>
+      </w:r>
+    </w:p>
+    <w:tbl>
+      <w:tblPr>
+        <w:tblStyle w:val="TableGrid"/>
+        <w:tblW w:type="auto" w:w="0"/>
+        <w:jc w:val="center"/>
+        <w:tblLayout w:type="fixed"/>
+        <w:tblLook w:firstColumn="1" w:firstRow="1" w:lastColumn="0" w:lastRow="0" w:noHBand="0" w:noVBand="1" w:val="04A0"/>
+      </w:tblPr>
+      <w:tblGrid>
+        <w:gridCol w:w="4876"/>
+        <w:gridCol w:w="4876"/>
+      </w:tblGrid>
+      <w:tr>
+        <w:trPr>
+          <w:cantSplit/>
+        </w:trPr>
+        <w:tc>
+          <w:tcPr>
+            <w:tcW w:type="dxa" w:w="4675"/>
+            <w:shd w:val="clear" w:fill="FDE7E0"/>
+          </w:tcPr>
+          <w:p>
+            <w:pPr>
+              <w:spacing w:after="40" w:line="252" w:lineRule="auto"/>
+            </w:pPr>
+            <w:r>
+              <w:rPr>
+                <w:b/>
+                <w:i w:val="0"/>
+                <w:sz w:val="22"/>
+              </w:rPr>
+              <w:t>Câu hỏi</w:t>
+            </w:r>
+          </w:p>
+        </w:tc>
+        <w:tc>
+          <w:tcPr>
+            <w:tcW w:type="dxa" w:w="5076"/>
+            <w:shd w:val="clear" w:fill="FDE7E0"/>
+          </w:tcPr>
+          <w:p>
+            <w:pPr>
+              <w:spacing w:after="40" w:line="252" w:lineRule="auto"/>
+            </w:pPr>
+            <w:r>
+              <w:rPr>
+                <w:b/>
+                <w:i w:val="0"/>
+                <w:sz w:val="22"/>
+              </w:rPr>
+              <w:t>Kết quả</w:t>
+            </w:r>
+          </w:p>
+        </w:tc>
+      </w:tr>
+      <w:tr>
+        <w:trPr>
+          <w:cantSplit/>
+        </w:trPr>
+        <w:tc>
+          <w:tcPr>
+            <w:tcW w:type="dxa" w:w="4675"/>
+          </w:tcPr>
+          <w:p>
+            <w:pPr>
+              <w:spacing w:after="40" w:line="252" w:lineRule="auto"/>
+            </w:pPr>
+            <w:r>
+              <w:rPr>
+                <w:b w:val="0"/>
+                <w:i w:val="0"/>
+                <w:sz w:val="22"/>
+              </w:rPr>
+              <w:t>Khi nhờ giải trọn gói hoặc xin đáp án nhanh, Mimo phản hồi thế nào?</w:t>
+            </w:r>
+          </w:p>
+        </w:tc>
+        <w:tc>
+          <w:tcPr>
+            <w:tcW w:type="dxa" w:w="5076"/>
+          </w:tcPr>
+          <w:p>
+            <w:pPr>
+              <w:spacing w:after="40" w:line="252" w:lineRule="auto"/>
+            </w:pPr>
+            <w:r>
+              <w:rPr>
+                <w:b w:val="0"/>
+                <w:i w:val="0"/>
+                <w:sz w:val="22"/>
+              </w:rPr>
+              <w:t xml:space="preserve">Chỉ gợi ý bước đầu, hỏi ngược lại: </w:t>
+            </w:r>
+            <w:r>
+              <w:rPr>
+                <w:b/>
+                <w:i w:val="0"/>
+                <w:sz w:val="22"/>
+              </w:rPr>
+              <w:t>10/12</w:t>
+            </w:r>
+            <w:r>
+              <w:rPr>
+                <w:b w:val="0"/>
+                <w:i w:val="0"/>
+                <w:sz w:val="22"/>
+              </w:rPr>
+              <w:t xml:space="preserve">. Giải hộ từ đầu đến cuối: </w:t>
+            </w:r>
+            <w:r>
+              <w:rPr>
+                <w:b/>
+                <w:i w:val="0"/>
+                <w:sz w:val="22"/>
+              </w:rPr>
+              <w:t>2/12</w:t>
+            </w:r>
+          </w:p>
+        </w:tc>
+      </w:tr>
+      <w:tr>
+        <w:trPr>
+          <w:cantSplit/>
+        </w:trPr>
+        <w:tc>
+          <w:tcPr>
+            <w:tcW w:type="dxa" w:w="4675"/>
+          </w:tcPr>
+          <w:p>
+            <w:pPr>
+              <w:spacing w:after="40" w:line="252" w:lineRule="auto"/>
+            </w:pPr>
+            <w:r>
+              <w:rPr>
+                <w:b w:val="0"/>
+                <w:i w:val="0"/>
+                <w:sz w:val="22"/>
+              </w:rPr>
+              <w:t>Sau gợi ý của Mimo, bạn tự làm tiếp được tới đâu? (thang 1–5)</w:t>
+            </w:r>
+          </w:p>
+        </w:tc>
+        <w:tc>
+          <w:tcPr>
+            <w:tcW w:type="dxa" w:w="5076"/>
+          </w:tcPr>
+          <w:p>
+            <w:pPr>
+              <w:spacing w:after="40" w:line="252" w:lineRule="auto"/>
+            </w:pPr>
+            <w:r>
+              <w:rPr>
+                <w:b w:val="0"/>
+                <w:i w:val="0"/>
+                <w:sz w:val="22"/>
+              </w:rPr>
+              <w:t xml:space="preserve">Trung bình </w:t>
+            </w:r>
+            <w:r>
+              <w:rPr>
+                <w:b/>
+                <w:i w:val="0"/>
+                <w:sz w:val="22"/>
+              </w:rPr>
+              <w:t>4,4</w:t>
+            </w:r>
+            <w:r>
+              <w:rPr>
+                <w:b w:val="0"/>
+                <w:i w:val="0"/>
+                <w:sz w:val="22"/>
+              </w:rPr>
+              <w:t>; 11/12 bạn chọn 4 hoặc 5</w:t>
+            </w:r>
+          </w:p>
+        </w:tc>
+      </w:tr>
+      <w:tr>
+        <w:trPr>
+          <w:cantSplit/>
+        </w:trPr>
+        <w:tc>
+          <w:tcPr>
+            <w:tcW w:type="dxa" w:w="4675"/>
+          </w:tcPr>
+          <w:p>
+            <w:pPr>
+              <w:spacing w:after="40" w:line="252" w:lineRule="auto"/>
+            </w:pPr>
+            <w:r>
+              <w:rPr>
+                <w:b w:val="0"/>
+                <w:i w:val="0"/>
+                <w:sz w:val="22"/>
+              </w:rPr>
+              <w:t>Bấm số trích dẫn, Mimo có mở đúng trang sách không?</w:t>
+            </w:r>
+          </w:p>
+        </w:tc>
+        <w:tc>
+          <w:tcPr>
+            <w:tcW w:type="dxa" w:w="5076"/>
+          </w:tcPr>
+          <w:p>
+            <w:pPr>
+              <w:spacing w:after="40" w:line="252" w:lineRule="auto"/>
+            </w:pPr>
+            <w:r>
+              <w:rPr>
+                <w:b w:val="0"/>
+                <w:i w:val="0"/>
+                <w:sz w:val="22"/>
+              </w:rPr>
+              <w:t>Đúng trang: 7/12 · lệch trang: 4/12 · không mở được: 1/12</w:t>
+            </w:r>
+          </w:p>
+        </w:tc>
+      </w:tr>
+      <w:tr>
+        <w:trPr>
+          <w:cantSplit/>
+        </w:trPr>
+        <w:tc>
+          <w:tcPr>
+            <w:tcW w:type="dxa" w:w="4675"/>
+          </w:tcPr>
+          <w:p>
+            <w:pPr>
+              <w:spacing w:after="40" w:line="252" w:lineRule="auto"/>
+            </w:pPr>
+            <w:r>
+              <w:rPr>
+                <w:b w:val="0"/>
+                <w:i w:val="0"/>
+                <w:sz w:val="22"/>
+              </w:rPr>
+              <w:t>Cần cải tiến gì?</w:t>
+            </w:r>
+          </w:p>
+        </w:tc>
+        <w:tc>
+          <w:tcPr>
+            <w:tcW w:type="dxa" w:w="5076"/>
+          </w:tcPr>
+          <w:p>
+            <w:pPr>
+              <w:spacing w:after="40" w:line="252" w:lineRule="auto"/>
+            </w:pPr>
+            <w:r>
+              <w:rPr>
+                <w:b w:val="0"/>
+                <w:i w:val="0"/>
+                <w:sz w:val="22"/>
+              </w:rPr>
+              <w:t>2 bạn góp ý tốc độ trả lời; 10 bạn không có góp ý cụ thể</w:t>
+            </w:r>
+          </w:p>
+        </w:tc>
+      </w:tr>
+    </w:tbl>
+    <w:p>
+      <w:pPr>
+        <w:spacing w:after="0"/>
+      </w:pPr>
+    </w:p>
+    <w:p>
+      <w:pPr>
+        <w:pStyle w:val="ListBullet"/>
+        <w:spacing w:after="60"/>
+      </w:pPr>
+      <w:r>
+        <w:rPr>
+          <w:b/>
+          <w:i w:val="0"/>
+        </w:rPr>
+        <w:t>2/12 bạn thấy Mimo giải hộ</w:t>
+      </w:r>
+      <w:r>
+        <w:rPr>
+          <w:b w:val="0"/>
+          <w:i w:val="0"/>
+        </w:rPr>
+        <w:t>, trong khi bộ thử đo 0/14 lộ đáp án. Buổi thử chạy trên code đã có luật "không giải tắt", nên cách học sinh thật hỏi vẫn có chỗ bộ thử chưa phủ. Phiếu không ghi câu hỏi cụ thể. Việc tiếp theo: đọc lại hội thoại của hai bạn (khi được đồng ý) và đưa cách hỏi đó vào bộ thử.</w:t>
+      </w:r>
+    </w:p>
+    <w:p>
+      <w:pPr>
         <w:pStyle w:val="ListBullet"/>
         <w:spacing w:after="60"/>
       </w:pPr>
@@ -2487,7 +2808,7 @@
           <w:b w:val="0"/>
           <w:i w:val="0"/>
         </w:rPr>
-        <w:t>Phiếu Google Form có 12 câu, trong đó có đúng hai câu ban giám khảo yêu cầu: "Có lúc nào Mimo giải hết bài cho em không?" và "Sau gợi ý của Mimo, em có tự làm tiếp được bước sau không?".</w:t>
+        <w:t>5/12 phiếu báo trang lệch hoặc không mở được, khớp với góp ý "lệch trang" trong buổi thử. Nhóm đã sửa như ghi ở dưới.</w:t>
       </w:r>
     </w:p>
     <w:p>
@@ -2638,7 +2959,7 @@
           <w:b w:val="0"/>
           <w:i w:val="0"/>
         </w:rPr>
-        <w:t xml:space="preserve"> bảng tổng hợp câu trả lời Google Form chưa có trong thư mục này. Nhóm sẽ bổ sung bản xuất từ Google Form.</w:t>
+        <w:t xml:space="preserve"> phiếu quan sát trong buổi thử chưa được điền.</w:t>
       </w:r>
     </w:p>
     <w:p>
@@ -2689,14 +3010,14 @@
           <w:color w:val="F2704F"/>
           <w:sz w:val="21"/>
         </w:rPr>
-        <w:t>3_hoc_sinh_dung_thu/CAU_HOI_GOOGLE_FORM.md</w:t>
+        <w:t>3_hoc_sinh_dung_thu/KET_QUA_GOOGLE_FORM.md</w:t>
       </w:r>
       <w:r>
         <w:rPr>
           <w:b w:val="0"/>
           <w:i w:val="0"/>
         </w:rPr>
-        <w:t>: 12 câu hỏi khảo sát.</w:t>
+        <w:t>: tổng hợp 12 phiếu Google Form, không có tên hay tài khoản.</w:t>
       </w:r>
     </w:p>
     <w:p>

--- a/bao-cao/minh-chung-sau-1909/CAI_TIEN_THEO_YEU_CAU_BGK.docx
+++ b/bao-cao/minh-chung-sau-1909/CAI_TIEN_THEO_YEU_CAU_BGK.docx
@@ -1133,6 +1133,65 @@
             </w:pPr>
             <w:r>
               <w:rPr>
+                <w:b w:val="0"/>
+                <w:i w:val="0"/>
+                <w:sz w:val="22"/>
+              </w:rPr>
+              <w:t>43/43</w:t>
+            </w:r>
+          </w:p>
+        </w:tc>
+      </w:tr>
+      <w:tr>
+        <w:trPr>
+          <w:cantSplit/>
+        </w:trPr>
+        <w:tc>
+          <w:tcPr>
+            <w:tcW w:type="dxa" w:w="3503"/>
+          </w:tcPr>
+          <w:p>
+            <w:pPr>
+              <w:spacing w:after="40" w:line="252" w:lineRule="auto"/>
+            </w:pPr>
+            <w:r>
+              <w:rPr>
+                <w:b w:val="0"/>
+                <w:i w:val="0"/>
+                <w:sz w:val="22"/>
+              </w:rPr>
+              <w:t>17/10 17:56, bản đang chạy, sau khi đổi cách xử lý bài lớp khác</w:t>
+            </w:r>
+          </w:p>
+        </w:tc>
+        <w:tc>
+          <w:tcPr>
+            <w:tcW w:type="dxa" w:w="3886"/>
+          </w:tcPr>
+          <w:p>
+            <w:pPr>
+              <w:spacing w:after="40" w:line="252" w:lineRule="auto"/>
+            </w:pPr>
+            <w:r>
+              <w:rPr>
+                <w:b w:val="0"/>
+                <w:i w:val="0"/>
+                <w:sz w:val="22"/>
+              </w:rPr>
+              <w:t>Mới</w:t>
+            </w:r>
+          </w:p>
+        </w:tc>
+        <w:tc>
+          <w:tcPr>
+            <w:tcW w:type="dxa" w:w="2363"/>
+          </w:tcPr>
+          <w:p>
+            <w:pPr>
+              <w:spacing w:after="40" w:line="252" w:lineRule="auto"/>
+            </w:pPr>
+            <w:r>
+              <w:rPr>
                 <w:b/>
                 <w:i w:val="0"/>
                 <w:sz w:val="22"/>
@@ -1199,7 +1258,34 @@
           <w:b w:val="0"/>
           <w:i w:val="0"/>
         </w:rPr>
-        <w:t>Trung vị thời gian trả lời 4,1 giây, chậm nhất 5,6 giây.</w:t>
+        <w:t xml:space="preserve">Nhóm ngoài sách: </w:t>
+      </w:r>
+      <w:r>
+        <w:rPr>
+          <w:b/>
+          <w:i w:val="0"/>
+        </w:rPr>
+        <w:t>4/4</w:t>
+      </w:r>
+      <w:r>
+        <w:rPr>
+          <w:b w:val="0"/>
+          <w:i w:val="0"/>
+        </w:rPr>
+        <w:t>. Bài nằm ở sách lớp khác thì Mimo không giảng và không trích trang nào, chỉ báo bài ở lớp nào và mời em chọn lại lớp.</w:t>
+      </w:r>
+    </w:p>
+    <w:p>
+      <w:pPr>
+        <w:pStyle w:val="ListBullet"/>
+        <w:spacing w:after="60"/>
+      </w:pPr>
+      <w:r>
+        <w:rPr>
+          <w:b w:val="0"/>
+          <w:i w:val="0"/>
+        </w:rPr>
+        <w:t>Trung vị thời gian trả lời 3,8 giây, chậm nhất 5,3 giây.</w:t>
       </w:r>
     </w:p>
     <w:p>
@@ -1554,7 +1640,7 @@
           <w:b w:val="0"/>
           <w:i w:val="0"/>
         </w:rPr>
-        <w:t>: câu thời tiết, câu hàm ý và câu bất phương trình. Nhóm sửa: bài nằm ở sách lớp khác thì Mimo báo lớp và chỉ giảng theo trang sách lớp đó; không sách nào có bài thì Mimo nói thật và không giảng.</w:t>
+        <w:t>: câu thời tiết, câu hàm ý và câu bất phương trình. Nhóm sửa: bài nằm ở sách lớp khác thì Mimo không giảng, chỉ báo bài ở lớp nào và mời em vào Trang chủ chọn lại lớp, môn; không sách nào có bài thì Mimo nói thật và không giảng.</w:t>
       </w:r>
     </w:p>
     <w:p>
@@ -3715,6 +3801,29 @@
         <w:t>: các câu lệnh nhóm dùng với AI lập trình trong giai đoạn này. Email và tên học sinh đã được che.</w:t>
       </w:r>
     </w:p>
+    <w:p>
+      <w:pPr>
+        <w:pStyle w:val="ListBullet"/>
+        <w:spacing w:after="60"/>
+      </w:pPr>
+      <w:r>
+        <w:rPr>
+          <w:rFonts w:ascii="Consolas" w:hAnsi="Consolas"/>
+          <w:b w:val="0"/>
+          <w:i w:val="0"/>
+          <w:color w:val="F2704F"/>
+          <w:sz w:val="21"/>
+        </w:rPr>
+        <w:t>7_prompt_log/</w:t>
+      </w:r>
+      <w:r>
+        <w:rPr>
+          <w:b w:val="0"/>
+          <w:i w:val="0"/>
+        </w:rPr>
+        <w:t>: nhật ký prompt đầy đủ từ đầu dự án, cả trước 19/09. PROMPT_HISTORY.md xếp theo phiên làm việc, PROMPT_LOG.md xếp theo thời gian. Email và tên học sinh đã được che.</w:t>
+      </w:r>
+    </w:p>
     <w:sectPr>
       <w:pgSz w:w="11906" w:h="16838"/>
       <w:pgMar w:top="1020" w:right="1020" w:bottom="1020" w:left="1134" w:header="720" w:footer="720" w:gutter="0"/>
